--- a/final/sybil2_project_end_to_end.docx
+++ b/final/sybil2_project_end_to_end.docx
@@ -8,7 +8,7 @@
         <w:pStyle w:val="Heading1"/>
       </w:pPr>
       <w:r>
-        <w:t xml:space="preserve">Sybil 2.0: project explanation from idea to next research direction</w:t>
+        <w:t xml:space="preserve">Generative Forgery of Crowdsensed Sensor Streams: A Preliminary Evaluation of Trust Defenses</w:t>
       </w:r>
     </w:p>
     <w:p>

--- a/final/sybil2_project_end_to_end.docx
+++ b/final/sybil2_project_end_to_end.docx
@@ -8,7 +8,7 @@
         <w:pStyle w:val="Heading1"/>
       </w:pPr>
       <w:r>
-        <w:t xml:space="preserve">Generative Forgery of Crowdsensed Sensor Streams: A Preliminary Evaluation of Trust Defenses</w:t>
+        <w:t xml:space="preserve">Forging the Crowd: Generative Sensor Attacks and Lightweight Detection in Crowdsensing</w:t>
       </w:r>
     </w:p>
     <w:p>
